--- a/atelier/atelier_190.docx
+++ b/atelier/atelier_190.docx
@@ -474,7 +474,7 @@
                 <w:b w:val="false"/>
                 <w:bCs w:val="false"/>
               </w:rPr>
-              <w:t xml:space="preserve">Stop-the-line et MTTR (S01), notamment #184</w:t>
+              <w:t xml:space="preserve">Stop-the-line et MTTR (S01), notamment</w:t>
             </w:r>
           </w:p>
         </w:tc>
@@ -493,7 +493,7 @@
         <w:spacing w:after="120"/>
       </w:pPr>
       <w:r>
-        <w:t xml:space="preserve">S01 a instauré la PRIORITÉ au rouge (on s’arrête) et mesuré le MTTR (#184). S03 s’attaque au DÉLAI : comment réduire le temps de remise au vert (recovery time), avec l’objectif de moins de 2 heures ? Pour savoir où agir, on commence par comprendre où le temps se perd. Le sujet de cet atelier, qui ouvre S03, est de rejouer ensemble un incident récent : quand le pipeline est passé au rouge, que s’est-il passé, étape par étape, jusqu’au retour au vert ? Où a-t-on perdu du temps — à comprendre l’erreur (diagnostic), à savoir qui devait agir, à trouver le fix ? On identifie les frictions concrètes qui allongent le recovery time, pour les traiter ensuite (#191-195). On part du réel pour cibler les leviers.</w:t>
+        <w:t xml:space="preserve">S01 a instauré la PRIORITÉ au rouge (on s’arrête) et mesuré le MTTR. S03 s’attaque au DÉLAI : comment réduire le temps de remise au vert (recovery time), avec l’objectif de moins de 2 heures ? Pour savoir où agir, on commence par comprendre où le temps se perd. Le sujet de cet atelier, qui ouvre S03, est de rejouer ensemble un incident récent : quand le pipeline est passé au rouge, que s’est-il passé, étape par étape, jusqu’au retour au vert ? Où a-t-on perdu du temps — à comprendre l’erreur (diagnostic), à savoir qui devait agir, à trouver le fix ? On identifie les frictions concrètes qui allongent le recovery time, pour les traiter ensuite. On part du réel pour cibler les leviers.</w:t>
       </w:r>
     </w:p>
     <w:tbl>
@@ -546,7 +546,7 @@
               <w:spacing w:after="60"/>
             </w:pPr>
             <w:r>
-              <w:t xml:space="preserve">S01 a posé que le rouge est traité comme bloquant (priorité — stop-the-line) et a mesuré le MTTR. S03 (cette question) travaille le DÉLAI et la MÉTHODE : une fois qu’on a décidé de corriger, comment le faire vite (recovery time &lt; 2h) ? Les leviers de S03 : diagnostic plus rapide (logs lisibles #192), process d’urgence clair (#191), playbook des causes fréquentes (#193), rôles hors heures (#194), revert automatique (#195). S01 a posé la priorité ; S03 réduit le délai. NOTE : le coach signale que S01 et S03 mesurent quasi la même chose (MTTR / recovery time) et pourraient fusionner — arbitrage à trancher au niveau du référentiel et du moteur. Par défaut, on tient la distinction priorité (S01) / délai et méthode (S03).</w:t>
+              <w:t xml:space="preserve">S01 a posé que le rouge est traité comme bloquant (priorité — stop-the-line) et a mesuré le MTTR. S03 (cette question) travaille le DÉLAI et la MÉTHODE : une fois qu’on a décidé de corriger, comment le faire vite (recovery time &lt; 2h) ? Les leviers de S03 : diagnostic plus rapide (logs lisibles), process d’urgence clair, playbook des causes fréquentes, rôles hors heures, revert automatique. S01 a posé la priorité ; S03 réduit le délai. NOTE : le coach signale que S01 et S03 mesurent quasi la même chose (MTTR / recovery time) et pourraient fusionner — arbitrage à trancher au niveau du référentiel et du moteur. Par défaut, on tient la distinction priorité (S01) / délai et méthode (S03).</w:t>
             </w:r>
           </w:p>
         </w:tc>
@@ -583,7 +583,7 @@
         <w:spacing w:after="80"/>
       </w:pPr>
       <w:r>
-        <w:t xml:space="preserve">Le diagnostic est souvent le poste le plus lent : comprendre POURQUOI le pipeline a cassé prend fréquemment plus de temps que corriger. Des logs illisibles, une erreur obscure, et on cherche longtemps. Rejouer l’incident révèle si le diagnostic est le goulot — ce que traitera le #192 (logs lisibles).</w:t>
+        <w:t xml:space="preserve">Le diagnostic est souvent le poste le plus lent : comprendre POURQUOI le pipeline a cassé prend fréquemment plus de temps que corriger. Des logs illisibles, une erreur obscure, et on cherche longtemps. Rejouer l’incident révèle si le diagnostic est le goulot — ce que traitera le logs lisibles : accélérer le diagnostic (logs lisibles).</w:t>
       </w:r>
     </w:p>
     <w:p>
@@ -609,7 +609,7 @@
         <w:spacing w:after="80"/>
       </w:pPr>
       <w:r>
-        <w:t xml:space="preserve">Rejouer sans blâmer, pour apprendre : l’analyse d’incident (post-mortem) ne cherche pas un coupable mais des améliorations de process. L’esprit est « blameless » : on regarde le système (qu’est-ce qui a rendu le recovery lent ?), pas les personnes. Cette culture est ce qui rend l’analyse honnête et utile (lien #179).</w:t>
+        <w:t xml:space="preserve">Rejouer sans blâmer, pour apprendre : l’analyse d’incident (post-mortem) ne cherche pas un coupable mais des améliorations de process. L’esprit est « blameless » : on regarde le système (qu’est-ce qui a rendu le recovery lent ?), pas les personnes. Cette culture est ce qui rend l’analyse honnête et utile (lien).</w:t>
       </w:r>
     </w:p>
     <w:p>
@@ -680,7 +680,7 @@
                 <w:sz w:val="18"/>
                 <w:szCs w:val="18"/>
               </w:rPr>
-              <w:t xml:space="preserve">  Étapes du recovery, avec le temps passé :</w:t>
+              <w:t xml:space="preserve"> Étapes du recovery, avec le temps passé :</w:t>
             </w:r>
           </w:p>
           <w:p>
@@ -690,7 +690,7 @@
                 <w:sz w:val="18"/>
                 <w:szCs w:val="18"/>
               </w:rPr>
-              <w:t xml:space="preserve">    1. DÉTECTION    : rouge -&gt; on le sait      (#181 aide)</w:t>
+              <w:t xml:space="preserve"> 1. DÉTECTION : rouge -&gt; on le sait ( aide)</w:t>
             </w:r>
           </w:p>
           <w:p>
@@ -700,7 +700,7 @@
                 <w:sz w:val="18"/>
                 <w:szCs w:val="18"/>
               </w:rPr>
-              <w:t xml:space="preserve">    2. DIAGNOSTIC   : comprendre POURQUOI       &lt;- souvent</w:t>
+              <w:t xml:space="preserve"> 2. DIAGNOSTIC : comprendre POURQUOI &lt;- souvent</w:t>
             </w:r>
           </w:p>
           <w:p>
@@ -710,7 +710,7 @@
                 <w:sz w:val="18"/>
                 <w:szCs w:val="18"/>
               </w:rPr>
-              <w:t xml:space="preserve">                      ça a cassé                   le goulot</w:t>
+              <w:t xml:space="preserve"> ça a cassé le goulot</w:t>
             </w:r>
           </w:p>
           <w:p>
@@ -720,7 +720,7 @@
                 <w:sz w:val="18"/>
                 <w:szCs w:val="18"/>
               </w:rPr>
-              <w:t xml:space="preserve">    3. DÉCISION     : qui agit ? fix ou revert ?  (#182, #191)</w:t>
+              <w:t xml:space="preserve"> 3. DÉCISION : qui agit ? fix ou revert ?</w:t>
             </w:r>
           </w:p>
           <w:p>
@@ -730,7 +730,7 @@
                 <w:sz w:val="18"/>
                 <w:szCs w:val="18"/>
               </w:rPr>
-              <w:t xml:space="preserve">    4. CORRECTION   : appliquer le fix/revert</w:t>
+              <w:t xml:space="preserve"> 4. CORRECTION : appliquer le fix/revert</w:t>
             </w:r>
           </w:p>
           <w:p>
@@ -740,7 +740,7 @@
                 <w:sz w:val="18"/>
                 <w:szCs w:val="18"/>
               </w:rPr>
-              <w:t xml:space="preserve">    5. RETOUR VERT  : pipeline repasse vert</w:t>
+              <w:t xml:space="preserve"> 5. RETOUR VERT : pipeline repasse vert</w:t>
             </w:r>
           </w:p>
           <w:p>
@@ -760,7 +760,7 @@
                 <w:sz w:val="18"/>
                 <w:szCs w:val="18"/>
               </w:rPr>
-              <w:t xml:space="preserve">  -&gt; repérer l'étape la plus lente = le levier prioritaire</w:t>
+              <w:t xml:space="preserve"> -&gt; repérer l'étape la plus lente = le levier prioritaire</w:t>
             </w:r>
           </w:p>
           <w:p>
@@ -770,7 +770,7 @@
                 <w:sz w:val="18"/>
                 <w:szCs w:val="18"/>
               </w:rPr>
-              <w:t xml:space="preserve">  Esprit BLAMELESS : on analyse le système, pas les gens.</w:t>
+              <w:t xml:space="preserve"> Esprit BLAMELESS : on analyse le système, pas les gens.</w:t>
             </w:r>
           </w:p>
         </w:tc>
@@ -812,7 +812,7 @@
         <w:spacing w:after="80"/>
       </w:pPr>
       <w:r>
-        <w:t xml:space="preserve">Repérer les frictions : identifier où le temps s’est perdu — diagnostic long (logs illisibles ?), flou sur qui devait agir, fix difficile à trouver. Ce sont les leviers à traiter (#191-195).</w:t>
+        <w:t xml:space="preserve">Repérer les frictions : identifier où le temps s’est perdu — diagnostic long (logs illisibles ?), flou sur qui devait agir, fix difficile à trouver. Ce sont les leviers à traiter.</w:t>
       </w:r>
     </w:p>
     <w:p>
@@ -841,7 +841,7 @@
         <w:spacing w:after="120"/>
       </w:pPr>
       <w:r>
-        <w:t xml:space="preserve">À la sortie, la squad a rejoué un incident récent étape par étape (détection, diagnostic, décision, correction, retour au vert) et identifié où le temps de recovery se perd — souvent le diagnostic (logs illisibles, erreur obscure), parfois le flou sur qui agit. Les frictions concrètes qui allongent le recovery time sont localisées, dans un esprit blameless (on analyse le système, pas les personnes). La squad sait désormais quels leviers traiter en priorité pour réduire le délai (#191-195). La distinction est tenue : S01 a posé la priorité, S03 réduit le délai. La mesure Recovery time du hub a ses frictions identifiées.</w:t>
+        <w:t xml:space="preserve">À la sortie, la squad a rejoué un incident récent étape par étape (détection, diagnostic, décision, correction, retour au vert) et identifié où le temps de recovery se perd — souvent le diagnostic (logs illisibles, erreur obscure), parfois le flou sur qui agit. Les frictions concrètes qui allongent le recovery time sont localisées, dans un esprit blameless (on analyse le système, pas les personnes). La squad sait désormais quels leviers traiter en priorité pour réduire le délai. La distinction est tenue : S01 a posé la priorité, S03 réduit le délai. La mesure Recovery time du hub a ses frictions identifiées.</w:t>
       </w:r>
     </w:p>
     <w:p>
@@ -1001,7 +1001,7 @@
         <w:t xml:space="preserve">(10 min) Repérer les frictions</w:t>
       </w:r>
       <w:r>
-        <w:t xml:space="preserve"> — où le temps s’est perdu, leviers à traiter (#191-195).</w:t>
+        <w:t xml:space="preserve"> — où le temps s’est perdu, leviers à traiter.</w:t>
       </w:r>
     </w:p>
     <w:p>
@@ -1097,7 +1097,7 @@
         <w:spacing w:after="120"/>
       </w:pPr>
       <w:r>
-        <w:t xml:space="preserve">Les frictions identifiées orientent la suite : #191 (process d’urgence — qui agit, 2h pour fix ou revert), #192 (logs lisibles — réduire le temps de diagnostic), #193 (playbook des 5 causes fréquentes), #194 (rôles hors heures ouvrées), #195 (revert automatique). Chaque levier traite une friction repérée ici.</w:t>
+        <w:t xml:space="preserve">Les frictions identifiées orientent la suite : (process d’urgence — qui agit, 2h pour fix ou revert), (logs lisibles — réduire le temps de diagnostic), (playbook des 5 causes fréquentes), (rôles hors heures ouvrées), (revert automatique). Chaque levier traite une friction repérée ici.</w:t>
       </w:r>
     </w:p>
     <w:p>
@@ -1113,7 +1113,7 @@
         <w:spacing w:after="120"/>
       </w:pPr>
       <w:r>
-        <w:t xml:space="preserve">La squad a rejoué un incident réel étape par étape et localisé les frictions qui allongent son recovery time — souvent le diagnostic — dans un esprit blameless centré sur le système. Elle sait quels leviers traiter en priorité pour réduire le délai (#191-195). La distinction S01 (priorité) / S03 (délai) est tenue, et la suggestion de fusion signalée. La mesure Recovery time du hub a ses frictions identifiées. La question S03 pose son diagnostic, prête à traiter les leviers.</w:t>
+        <w:t xml:space="preserve">La squad a rejoué un incident réel étape par étape et localisé les frictions qui allongent son recovery time — souvent le diagnostic — dans un esprit blameless centré sur le système. Elle sait quels leviers traiter en priorité pour réduire le délai. La distinction S01 (priorité) / S03 (délai) est tenue, et la suggestion de fusion signalée. La mesure Recovery time du hub a ses frictions identifiées. La question S03 pose son diagnostic, prête à traiter les leviers.</w:t>
       </w:r>
     </w:p>
     <w:sectPr>
